--- a/word/表24 VV-ECMO监测与管理规范：核心监测参数(1).docx
+++ b/word/表24 VV-ECMO监测与管理规范：核心监测参数(1).docx
@@ -4,6 +4,8 @@
   <w:body>
     <w:p>
       <w:pPr>
+        <w:snapToGrid w:val="0"/>
+        <w:spacing w:after="0" w:line="240" w:lineRule="auto"/>
         <w:jc w:val="center"/>
         <w:rPr>
           <w:rFonts w:ascii="Times New Roman Regular" w:hAnsi="Times New Roman Regular" w:cs="Times New Roman Regular"/>
@@ -76,6 +78,11 @@
       <w:tblPr>
         <w:tblStyle w:val="ab"/>
         <w:tblW w:w="0" w:type="auto"/>
+        <w:tblLayout w:type="fixed"/>
+        <w:tblCellMar>
+          <w:left w:w="20" w:type="dxa"/>
+          <w:right w:w="20" w:type="dxa"/>
+        </w:tblCellMar>
         <w:tblLook w:val="04A0" w:firstRow="1" w:lastRow="0" w:firstColumn="1" w:lastColumn="0" w:noHBand="0" w:noVBand="1"/>
       </w:tblPr>
       <w:tblGrid>
@@ -94,6 +101,7 @@
           </w:tcPr>
           <w:p>
             <w:pPr>
+              <w:snapToGrid w:val="0"/>
               <w:spacing w:after="0" w:line="240" w:lineRule="auto"/>
               <w:rPr>
                 <w:rFonts w:ascii="Times New Roman Regular" w:hAnsi="Times New Roman Regular" w:cs="Times New Roman Regular"/>
@@ -128,6 +136,7 @@
           </w:tcPr>
           <w:p>
             <w:pPr>
+              <w:snapToGrid w:val="0"/>
               <w:spacing w:after="0" w:line="240" w:lineRule="auto"/>
               <w:rPr>
                 <w:rFonts w:ascii="Times New Roman Regular" w:hAnsi="Times New Roman Regular" w:cs="Times New Roman Regular"/>
@@ -152,6 +161,7 @@
           </w:tcPr>
           <w:p>
             <w:pPr>
+              <w:snapToGrid w:val="0"/>
               <w:spacing w:after="0" w:line="240" w:lineRule="auto"/>
               <w:jc w:val="center"/>
               <w:rPr>
@@ -177,6 +187,7 @@
           </w:tcPr>
           <w:p>
             <w:pPr>
+              <w:snapToGrid w:val="0"/>
               <w:spacing w:after="0" w:line="240" w:lineRule="auto"/>
               <w:jc w:val="center"/>
               <w:rPr>
@@ -202,6 +213,7 @@
           </w:tcPr>
           <w:p>
             <w:pPr>
+              <w:snapToGrid w:val="0"/>
               <w:spacing w:after="0" w:line="240" w:lineRule="auto"/>
               <w:jc w:val="center"/>
               <w:rPr>
@@ -227,6 +239,7 @@
           </w:tcPr>
           <w:p>
             <w:pPr>
+              <w:snapToGrid w:val="0"/>
               <w:spacing w:after="0" w:line="240" w:lineRule="auto"/>
               <w:jc w:val="center"/>
               <w:rPr>
@@ -254,6 +267,7 @@
           </w:tcPr>
           <w:p>
             <w:pPr>
+              <w:snapToGrid w:val="0"/>
               <w:spacing w:after="0" w:line="240" w:lineRule="auto"/>
               <w:rPr>
                 <w:rFonts w:ascii="Times New Roman Regular" w:hAnsi="Times New Roman Regular" w:cs="Times New Roman Regular"/>
@@ -289,6 +303,7 @@
           </w:tcPr>
           <w:p>
             <w:pPr>
+              <w:snapToGrid w:val="0"/>
               <w:spacing w:after="0" w:line="240" w:lineRule="auto"/>
               <w:jc w:val="center"/>
               <w:rPr>
@@ -341,6 +356,7 @@
           </w:tcPr>
           <w:p>
             <w:pPr>
+              <w:snapToGrid w:val="0"/>
               <w:spacing w:after="0" w:line="240" w:lineRule="auto"/>
               <w:jc w:val="center"/>
               <w:rPr>
@@ -382,6 +398,7 @@
           </w:tcPr>
           <w:p>
             <w:pPr>
+              <w:snapToGrid w:val="0"/>
               <w:spacing w:after="0" w:line="240" w:lineRule="auto"/>
               <w:rPr>
                 <w:rFonts w:ascii="Times New Roman Regular" w:hAnsi="Times New Roman Regular" w:cs="Times New Roman Regular"/>
@@ -494,6 +511,7 @@
           </w:tcPr>
           <w:p>
             <w:pPr>
+              <w:snapToGrid w:val="0"/>
               <w:spacing w:after="0" w:line="240" w:lineRule="auto"/>
               <w:rPr>
                 <w:rFonts w:ascii="Times New Roman Regular" w:hAnsi="Times New Roman Regular" w:cs="Times New Roman Regular"/>
@@ -608,6 +626,7 @@
           </w:tcPr>
           <w:p>
             <w:pPr>
+              <w:snapToGrid w:val="0"/>
               <w:spacing w:after="0" w:line="240" w:lineRule="auto"/>
               <w:rPr>
                 <w:rFonts w:ascii="Times New Roman Regular" w:hAnsi="Times New Roman Regular" w:cs="Times New Roman Regular"/>
@@ -651,6 +670,7 @@
           </w:tcPr>
           <w:p>
             <w:pPr>
+              <w:snapToGrid w:val="0"/>
               <w:spacing w:after="0" w:line="240" w:lineRule="auto"/>
               <w:jc w:val="center"/>
               <w:rPr>
@@ -679,6 +699,7 @@
           </w:tcPr>
           <w:p>
             <w:pPr>
+              <w:snapToGrid w:val="0"/>
               <w:spacing w:after="0" w:line="240" w:lineRule="auto"/>
               <w:jc w:val="center"/>
               <w:rPr>
@@ -704,6 +725,7 @@
           </w:tcPr>
           <w:p>
             <w:pPr>
+              <w:snapToGrid w:val="0"/>
               <w:spacing w:after="0" w:line="240" w:lineRule="auto"/>
               <w:rPr>
                 <w:rFonts w:ascii="Times New Roman Regular" w:hAnsi="Times New Roman Regular" w:cs="Times New Roman Regular"/>
@@ -792,6 +814,7 @@
           </w:tcPr>
           <w:p>
             <w:pPr>
+              <w:snapToGrid w:val="0"/>
               <w:spacing w:after="0" w:line="240" w:lineRule="auto"/>
               <w:rPr>
                 <w:rFonts w:ascii="Times New Roman Regular" w:hAnsi="Times New Roman Regular" w:cs="Times New Roman Regular"/>
@@ -890,6 +913,7 @@
           </w:tcPr>
           <w:p>
             <w:pPr>
+              <w:snapToGrid w:val="0"/>
               <w:spacing w:after="0" w:line="240" w:lineRule="auto"/>
               <w:rPr>
                 <w:rFonts w:ascii="Times New Roman Regular" w:hAnsi="Times New Roman Regular" w:cs="Times New Roman Regular"/>
@@ -925,6 +949,7 @@
           </w:tcPr>
           <w:p>
             <w:pPr>
+              <w:snapToGrid w:val="0"/>
               <w:spacing w:after="0" w:line="240" w:lineRule="auto"/>
               <w:jc w:val="center"/>
               <w:rPr>
@@ -977,6 +1002,7 @@
           </w:tcPr>
           <w:p>
             <w:pPr>
+              <w:snapToGrid w:val="0"/>
               <w:spacing w:after="0" w:line="240" w:lineRule="auto"/>
               <w:jc w:val="center"/>
               <w:rPr>
@@ -1018,6 +1044,7 @@
           </w:tcPr>
           <w:p>
             <w:pPr>
+              <w:snapToGrid w:val="0"/>
               <w:spacing w:after="0" w:line="240" w:lineRule="auto"/>
               <w:jc w:val="center"/>
               <w:rPr>
@@ -1155,6 +1182,7 @@
           </w:tcPr>
           <w:p>
             <w:pPr>
+              <w:snapToGrid w:val="0"/>
               <w:spacing w:after="0" w:line="240" w:lineRule="auto"/>
               <w:rPr>
                 <w:rFonts w:ascii="Times New Roman Regular" w:hAnsi="Times New Roman Regular" w:cs="Times New Roman Regular"/>
@@ -1293,6 +1321,7 @@
           </w:tcPr>
           <w:p>
             <w:pPr>
+              <w:snapToGrid w:val="0"/>
               <w:spacing w:after="0" w:line="240" w:lineRule="auto"/>
               <w:rPr>
                 <w:rFonts w:ascii="Times New Roman Regular" w:hAnsi="Times New Roman Regular" w:cs="Times New Roman Regular"/>
@@ -1328,6 +1357,7 @@
           </w:tcPr>
           <w:p>
             <w:pPr>
+              <w:snapToGrid w:val="0"/>
               <w:spacing w:after="0" w:line="240" w:lineRule="auto"/>
               <w:jc w:val="center"/>
               <w:rPr>
@@ -1356,6 +1386,7 @@
           </w:tcPr>
           <w:p>
             <w:pPr>
+              <w:snapToGrid w:val="0"/>
               <w:spacing w:after="0" w:line="240" w:lineRule="auto"/>
               <w:jc w:val="center"/>
               <w:rPr>
@@ -1445,6 +1476,7 @@
           </w:tcPr>
           <w:p>
             <w:pPr>
+              <w:snapToGrid w:val="0"/>
               <w:spacing w:after="0" w:line="240" w:lineRule="auto"/>
               <w:rPr>
                 <w:rFonts w:ascii="Times New Roman Regular" w:hAnsi="Times New Roman Regular" w:cs="Times New Roman Regular"/>
@@ -1989,6 +2021,7 @@
           </w:tcPr>
           <w:p>
             <w:pPr>
+              <w:snapToGrid w:val="0"/>
               <w:spacing w:after="0" w:line="240" w:lineRule="auto"/>
               <w:rPr>
                 <w:rFonts w:ascii="Times New Roman Regular" w:hAnsi="Times New Roman Regular" w:cs="Times New Roman Regular"/>
@@ -2119,6 +2152,7 @@
           </w:tcPr>
           <w:p>
             <w:pPr>
+              <w:snapToGrid w:val="0"/>
               <w:spacing w:after="0" w:line="240" w:lineRule="auto"/>
               <w:rPr>
                 <w:rFonts w:ascii="Times New Roman Regular" w:hAnsi="Times New Roman Regular" w:cs="Times New Roman Regular"/>
@@ -2146,6 +2180,7 @@
           </w:tcPr>
           <w:p>
             <w:pPr>
+              <w:snapToGrid w:val="0"/>
               <w:spacing w:after="0" w:line="240" w:lineRule="auto"/>
               <w:jc w:val="center"/>
               <w:rPr>
@@ -2214,6 +2249,7 @@
           </w:tcPr>
           <w:p>
             <w:pPr>
+              <w:snapToGrid w:val="0"/>
               <w:spacing w:after="0" w:line="240" w:lineRule="auto"/>
               <w:jc w:val="center"/>
               <w:rPr>
@@ -2295,6 +2331,7 @@
           </w:tcPr>
           <w:p>
             <w:pPr>
+              <w:snapToGrid w:val="0"/>
               <w:spacing w:after="0" w:line="240" w:lineRule="auto"/>
               <w:jc w:val="center"/>
               <w:rPr>
@@ -2312,6 +2349,7 @@
           </w:tcPr>
           <w:p>
             <w:pPr>
+              <w:snapToGrid w:val="0"/>
               <w:spacing w:after="0" w:line="240" w:lineRule="auto"/>
               <w:rPr>
                 <w:rFonts w:ascii="Times New Roman Regular" w:hAnsi="Times New Roman Regular" w:cs="Times New Roman Regular"/>
@@ -2442,6 +2480,7 @@
           </w:tcPr>
           <w:p>
             <w:pPr>
+              <w:snapToGrid w:val="0"/>
               <w:spacing w:after="0" w:line="240" w:lineRule="auto"/>
               <w:rPr>
                 <w:rFonts w:ascii="Times New Roman Regular" w:hAnsi="Times New Roman Regular" w:cs="Times New Roman Regular"/>
@@ -2477,6 +2516,7 @@
           </w:tcPr>
           <w:p>
             <w:pPr>
+              <w:snapToGrid w:val="0"/>
               <w:spacing w:after="0" w:line="240" w:lineRule="auto"/>
               <w:jc w:val="center"/>
               <w:rPr>
@@ -2513,6 +2553,7 @@
           </w:tcPr>
           <w:p>
             <w:pPr>
+              <w:snapToGrid w:val="0"/>
               <w:spacing w:after="0" w:line="240" w:lineRule="auto"/>
               <w:jc w:val="center"/>
               <w:rPr>
@@ -2554,6 +2595,7 @@
           </w:tcPr>
           <w:p>
             <w:pPr>
+              <w:snapToGrid w:val="0"/>
               <w:spacing w:after="0" w:line="240" w:lineRule="auto"/>
               <w:rPr>
                 <w:rFonts w:ascii="Times New Roman Regular" w:hAnsi="Times New Roman Regular" w:cs="Times New Roman Regular"/>
@@ -2580,6 +2622,7 @@
           </w:p>
           <w:p>
             <w:pPr>
+              <w:snapToGrid w:val="0"/>
               <w:spacing w:after="0" w:line="240" w:lineRule="auto"/>
               <w:rPr>
                 <w:rFonts w:ascii="Times New Roman Regular" w:hAnsi="Times New Roman Regular" w:cs="Times New Roman Regular"/>
@@ -2606,6 +2649,7 @@
           </w:p>
           <w:p>
             <w:pPr>
+              <w:snapToGrid w:val="0"/>
               <w:spacing w:after="0" w:line="240" w:lineRule="auto"/>
               <w:rPr>
                 <w:rFonts w:ascii="Times New Roman Regular" w:hAnsi="Times New Roman Regular" w:cs="Times New Roman Regular"/>
@@ -2638,6 +2682,7 @@
           </w:tcPr>
           <w:p>
             <w:pPr>
+              <w:snapToGrid w:val="0"/>
               <w:spacing w:after="0" w:line="240" w:lineRule="auto"/>
               <w:rPr>
                 <w:rFonts w:ascii="Times New Roman Regular" w:hAnsi="Times New Roman Regular" w:cs="Times New Roman Regular"/>
@@ -2784,6 +2829,7 @@
           </w:tcPr>
           <w:p>
             <w:pPr>
+              <w:snapToGrid w:val="0"/>
               <w:spacing w:after="0" w:line="240" w:lineRule="auto"/>
               <w:rPr>
                 <w:rFonts w:ascii="Times New Roman Regular" w:hAnsi="Times New Roman Regular" w:cs="Times New Roman Regular"/>
@@ -2835,6 +2881,7 @@
           </w:tcPr>
           <w:p>
             <w:pPr>
+              <w:snapToGrid w:val="0"/>
               <w:spacing w:after="0" w:line="240" w:lineRule="auto"/>
               <w:jc w:val="center"/>
               <w:rPr>
@@ -2863,6 +2910,7 @@
           </w:tcPr>
           <w:p>
             <w:pPr>
+              <w:snapToGrid w:val="0"/>
               <w:spacing w:after="0" w:line="240" w:lineRule="auto"/>
               <w:jc w:val="center"/>
               <w:rPr>
@@ -2888,6 +2936,7 @@
           </w:tcPr>
           <w:p>
             <w:pPr>
+              <w:snapToGrid w:val="0"/>
               <w:spacing w:after="0" w:line="240" w:lineRule="auto"/>
               <w:rPr>
                 <w:rFonts w:ascii="Times New Roman Regular" w:hAnsi="Times New Roman Regular" w:cs="Times New Roman Regular"/>
@@ -3032,6 +3081,7 @@
           </w:tcPr>
           <w:p>
             <w:pPr>
+              <w:snapToGrid w:val="0"/>
               <w:spacing w:after="0" w:line="240" w:lineRule="auto"/>
               <w:rPr>
                 <w:rFonts w:ascii="Times New Roman Regular" w:hAnsi="Times New Roman Regular" w:cs="Times New Roman Regular"/>
@@ -3114,6 +3164,7 @@
           </w:tcPr>
           <w:p>
             <w:pPr>
+              <w:snapToGrid w:val="0"/>
               <w:spacing w:after="0" w:line="240" w:lineRule="auto"/>
               <w:rPr>
                 <w:rFonts w:ascii="Times New Roman Regular" w:hAnsi="Times New Roman Regular" w:cs="Times New Roman Regular"/>
@@ -3141,6 +3192,7 @@
           </w:tcPr>
           <w:p>
             <w:pPr>
+              <w:snapToGrid w:val="0"/>
               <w:spacing w:after="0" w:line="240" w:lineRule="auto"/>
               <w:jc w:val="center"/>
               <w:rPr>
@@ -3169,6 +3221,7 @@
           </w:tcPr>
           <w:p>
             <w:pPr>
+              <w:snapToGrid w:val="0"/>
               <w:spacing w:after="0" w:line="240" w:lineRule="auto"/>
               <w:jc w:val="center"/>
               <w:rPr>
@@ -3202,6 +3255,7 @@
           </w:tcPr>
           <w:p>
             <w:pPr>
+              <w:snapToGrid w:val="0"/>
               <w:spacing w:after="0" w:line="240" w:lineRule="auto"/>
               <w:rPr>
                 <w:rFonts w:ascii="Times New Roman Regular" w:hAnsi="Times New Roman Regular" w:cs="Times New Roman Regular"/>
@@ -3298,6 +3352,7 @@
           </w:tcPr>
           <w:p>
             <w:pPr>
+              <w:snapToGrid w:val="0"/>
               <w:spacing w:after="0" w:line="240" w:lineRule="auto"/>
               <w:rPr>
                 <w:rFonts w:ascii="Times New Roman Regular" w:hAnsi="Times New Roman Regular" w:cs="Times New Roman Regular"/>
@@ -3367,7 +3422,8 @@
     </w:tbl>
     <w:p>
       <w:pPr>
-        <w:spacing w:after="0" w:line="360" w:lineRule="auto"/>
+        <w:snapToGrid w:val="0"/>
+        <w:spacing w:after="0" w:line="240" w:lineRule="auto"/>
         <w:jc w:val="both"/>
         <w:rPr>
           <w:rFonts w:ascii="Times New Roman Regular" w:eastAsia="楷体" w:hAnsi="Times New Roman Regular" w:cs="Times New Roman Regular"/>
@@ -3547,7 +3603,8 @@
     </w:p>
     <w:p>
       <w:pPr>
-        <w:spacing w:after="0" w:line="360" w:lineRule="auto"/>
+        <w:snapToGrid w:val="0"/>
+        <w:spacing w:after="0" w:line="240" w:lineRule="auto"/>
         <w:jc w:val="both"/>
         <w:rPr>
           <w:rFonts w:ascii="Times New Roman Regular" w:eastAsia="楷体" w:hAnsi="Times New Roman Regular" w:cs="Times New Roman Regular"/>
@@ -3580,7 +3637,8 @@
     </w:p>
     <w:p>
       <w:pPr>
-        <w:spacing w:after="0" w:line="360" w:lineRule="auto"/>
+        <w:snapToGrid w:val="0"/>
+        <w:spacing w:after="0" w:line="240" w:lineRule="auto"/>
         <w:jc w:val="both"/>
         <w:rPr>
           <w:rFonts w:ascii="Times New Roman Regular" w:eastAsia="楷体" w:hAnsi="Times New Roman Regular" w:cs="Times New Roman Regular"/>
@@ -3594,7 +3652,6 @@
           <w:bCs/>
           <w:color w:val="215E99" w:themeColor="text2" w:themeTint="BF"/>
         </w:rPr>
-        <w:lastRenderedPageBreak/>
         <w:t>与</w:t>
       </w:r>
       <w:r>
